--- a/docs/Documentacion_MiniGo_Fabian_Daniel.docx
+++ b/docs/Documentacion_MiniGo_Fabian_Daniel.docx
@@ -2160,7 +2160,7 @@
           <w:sz w:val="24"/>
           <w:szCs w:val="24"/>
         </w:rPr>
-        <w:t xml:space="preserve">El IDE fue implementado en WPF (.NET 8) con AvalonEdit 6.3.1. El editor presenta numeración de líneas, tema oscuro y resaltado de sintaxis personalizado mediante un archivo XSHD con colores diferenciados para palabras clave, tipos primitivos, funciones predefinidas, literales y comentarios. La compilación en tiempo real opera con un debounce de 500 ms: cada modificación al texto programa una nueva pasada de lexer + parser + TypeChecker; los errores se subrayan con un IBackgroundRenderer personalizado y se listan en un DataGrid con severidad, línea, columna y mensaje; un doble clic sobre cualquier error desplaza el cursor a la posición exacta. La construcción del ejecutable (F6) y su ejecución (F5) están vinculadas con RoutedCommand e InputBindings, de modo que funcionan con el foco en cualquier control. El explorador de archivos lateral usa un TreeView con carga lazy; abrir un archivo dispara automáticamente la compilación en tiempo real.</w:t>
+        <w:t xml:space="preserve">El IDE fue implementado en WPF (.NET 8) con AvalonEdit 6.3.1. El editor presenta numeración de líneas, tema oscuro y resaltado de sintaxis personalizado mediante un archivo XSHD con colores diferenciados para palabras clave, tipos primitivos, funciones predefinidas, literales y comentarios. La compilación en tiempo real opera con un debounce de 500 ms: cada modificación al texto programa una nueva pasada de lexer + parser + TypeChecker; los errores se subrayan con un IBackgroundRenderer personalizado y se listan en un DataGrid con severidad, línea, columna y mensaje; un doble clic sobre cualquier error desplaza el cursor a la posición exacta. La construcción del ejecutable (F6) y su ejecución (F5) están vinculadas con RoutedCommand e InputBindings, de modo que funcionan con el foco en cualquier control. El explorador de archivos lateral usa un TreeView con carga lazy; abrir un archivo dispara automáticamente la compilación en tiempo real. Para ejecutar el IDE sin necesidad de instalar Rider u otro entorno de desarrollo, el archivo README.md en la raíz del repositorio incluye el procedimiento completo paso a paso utilizando únicamente el .NET 8 SDK desde línea de comandos (CMD o PowerShell).</w:t>
       </w:r>
     </w:p>
     <w:p>
